--- a/2-试点项目/从采购部启动.docx
+++ b/2-试点项目/从采购部启动.docx
@@ -12,7 +12,7 @@
           <w:b/>
           <w:sz w:val="24"/>
         </w:rPr>
-        <w:t>卓品智能科技股份有限公司</w:t>
+        <w:t>卓品智能科技股份</w:t>
       </w:r>
     </w:p>
     <w:p>
@@ -26,20 +26,7 @@
           <w:color w:val="1F4E79"/>
           <w:sz w:val="40"/>
         </w:rPr>
-        <w:t>AI 转型试点路线图 — 从采购部启动</w:t>
-      </w:r>
-    </w:p>
-    <w:p>
-      <w:pPr>
-        <w:jc w:val="center"/>
-      </w:pPr>
-      <w:r>
-        <w:rPr>
-          <w:rFonts w:ascii="Microsoft YaHei" w:hAnsi="Microsoft YaHei" w:eastAsia="Microsoft YaHei" w:cs="Microsoft YaHei"/>
-          <w:color w:val="555555"/>
-          <w:sz w:val="21"/>
-        </w:rPr>
-        <w:t>试点路线图 · House 默认 Word 式样</w:t>
+        <w:t>从采购部启动 — 采购部 AI 试点</w:t>
       </w:r>
     </w:p>
     <w:p/>
@@ -228,41 +215,57 @@
     </w:p>
     <w:p>
       <w:pPr>
-        <w:jc w:val="center"/>
+        <w:spacing w:after="100"/>
       </w:pPr>
       <w:r>
-        <w:drawing>
-          <wp:inline xmlns:a="http://schemas.openxmlformats.org/drawingml/2006/main" xmlns:pic="http://schemas.openxmlformats.org/drawingml/2006/picture">
-            <wp:extent cx="5852160" cy="2634444"/>
-            <wp:docPr id="1" name="Picture 1"/>
-            <wp:cNvGraphicFramePr>
-              <a:graphicFrameLocks noChangeAspect="1"/>
-            </wp:cNvGraphicFramePr>
-            <a:graphic>
-              <a:graphicData uri="http://schemas.openxmlformats.org/drawingml/2006/picture">
-                <pic:pic>
-                  <pic:nvPicPr>
-                    <pic:cNvPr id="0" name="phase_timeline.png"/>
-                    <pic:cNvPicPr/>
-                  </pic:nvPicPr>
-                  <pic:blipFill>
-                    <a:blip r:embed="rId11"/>
-                    <a:stretch>
-                      <a:fillRect/>
-                    </a:stretch>
-                  </pic:blipFill>
-                  <pic:spPr>
-                    <a:xfrm>
-                      <a:off x="0" y="0"/>
-                      <a:ext cx="5852160" cy="2634444"/>
-                    </a:xfrm>
-                    <a:prstGeom prst="rect"/>
-                  </pic:spPr>
-                </pic:pic>
-              </a:graphicData>
-            </a:graphic>
-          </wp:inline>
-        </w:drawing>
+        <w:rPr>
+          <w:rFonts w:ascii="Microsoft YaHei" w:hAnsi="Microsoft YaHei" w:eastAsia="Microsoft YaHei" w:cs="Microsoft YaHei"/>
+          <w:b/>
+          <w:sz w:val="21"/>
+        </w:rPr>
+        <w:t>采购部三阶段节奏（本部门视角）</w:t>
+      </w:r>
+      <w:r>
+        <w:rPr>
+          <w:rFonts w:ascii="Microsoft YaHei" w:hAnsi="Microsoft YaHei" w:eastAsia="Microsoft YaHei" w:cs="Microsoft YaHei"/>
+          <w:b w:val="0"/>
+          <w:sz w:val="21"/>
+        </w:rPr>
+        <w:t>：7月 = Phase 1 基建期（数据准备、工具部署，SC1 上线 + SC8 收割式 MVP 启动）→ 8月 = Phase 2 试点期（场景验证、标杆案例）→ 9月起 Phase 3 深化期（SC3/SC5 收割落位 + 财务/销售/运营三部门并行启动）。</w:t>
+      </w:r>
+    </w:p>
+    <w:p>
+      <w:pPr>
+        <w:pBdr>
+          <w:left w:val="single" w:sz="18" w:space="8" w:color="1F4E79"/>
+        </w:pBdr>
+        <w:shd w:val="clear" w:color="auto" w:fill="EAF1FB"/>
+        <w:spacing w:before="80" w:after="160"/>
+        <w:ind w:left="160"/>
+      </w:pPr>
+      <w:r>
+        <w:rPr>
+          <w:rFonts w:ascii="Microsoft YaHei" w:hAnsi="Microsoft YaHei" w:eastAsia="Microsoft YaHei" w:cs="Microsoft YaHei"/>
+          <w:b w:val="0"/>
+          <w:sz w:val="20"/>
+        </w:rPr>
+        <w:t xml:space="preserve">📌 </w:t>
+      </w:r>
+      <w:r>
+        <w:rPr>
+          <w:rFonts w:ascii="Microsoft YaHei" w:hAnsi="Microsoft YaHei" w:eastAsia="Microsoft YaHei" w:cs="Microsoft YaHei"/>
+          <w:b/>
+          <w:sz w:val="20"/>
+        </w:rPr>
+        <w:t>六部门并行的月×部门权威排期，以《卓品智能AI转型全景规划》§加速启动总览的排期表为准</w:t>
+      </w:r>
+      <w:r>
+        <w:rPr>
+          <w:rFonts w:ascii="Microsoft YaHei" w:hAnsi="Microsoft YaHei" w:eastAsia="Microsoft YaHei" w:cs="Microsoft YaHei"/>
+          <w:b w:val="0"/>
+          <w:sz w:val="20"/>
+        </w:rPr>
+        <w:t>（已含 supplychain 收割重排与 2026-06-11 质量序列修订：8D① 10月入轨、立项门禁② 11月、FMEA/PPAP 后置、新增 Q7 IQC/Q8 SPC）。本文不再复制甘特，避免多份漂移。</w:t>
       </w:r>
     </w:p>
     <w:p>
@@ -1215,41 +1218,189 @@
     </w:p>
     <w:p>
       <w:pPr>
-        <w:jc w:val="center"/>
+        <w:pBdr>
+          <w:left w:val="single" w:sz="18" w:space="8" w:color="9BB4CC"/>
+        </w:pBdr>
+        <w:shd w:val="clear" w:color="auto" w:fill="F4F4F4"/>
+        <w:spacing w:before="40" w:after="0"/>
+        <w:ind w:left="160"/>
       </w:pPr>
       <w:r>
-        <w:drawing>
-          <wp:inline xmlns:a="http://schemas.openxmlformats.org/drawingml/2006/main" xmlns:pic="http://schemas.openxmlformats.org/drawingml/2006/picture">
-            <wp:extent cx="4419600" cy="2895600"/>
-            <wp:docPr id="2" name="Picture 2"/>
-            <wp:cNvGraphicFramePr>
-              <a:graphicFrameLocks noChangeAspect="1"/>
-            </wp:cNvGraphicFramePr>
-            <a:graphic>
-              <a:graphicData uri="http://schemas.openxmlformats.org/drawingml/2006/picture">
-                <pic:pic>
-                  <pic:nvPicPr>
-                    <pic:cNvPr id="0" name="matrix.png"/>
-                    <pic:cNvPicPr/>
-                  </pic:nvPicPr>
-                  <pic:blipFill>
-                    <a:blip r:embed="rId12"/>
-                    <a:stretch>
-                      <a:fillRect/>
-                    </a:stretch>
-                  </pic:blipFill>
-                  <pic:spPr>
-                    <a:xfrm>
-                      <a:off x="0" y="0"/>
-                      <a:ext cx="4419600" cy="2895600"/>
-                    </a:xfrm>
-                    <a:prstGeom prst="rect"/>
-                  </pic:spPr>
-                </pic:pic>
-              </a:graphicData>
-            </a:graphic>
-          </wp:inline>
-        </w:drawing>
+        <w:rPr>
+          <w:rFonts w:ascii="NSimSun" w:hAnsi="NSimSun" w:eastAsia="NSimSun" w:cs="NSimSun"/>
+          <w:sz w:val="17"/>
+        </w:rPr>
+        <w:t xml:space="preserve">                    │</w:t>
+      </w:r>
+    </w:p>
+    <w:p>
+      <w:pPr>
+        <w:pBdr>
+          <w:left w:val="single" w:sz="18" w:space="8" w:color="9BB4CC"/>
+        </w:pBdr>
+        <w:shd w:val="clear" w:color="auto" w:fill="F4F4F4"/>
+        <w:spacing w:before="0" w:after="0"/>
+        <w:ind w:left="160"/>
+      </w:pPr>
+      <w:r>
+        <w:rPr>
+          <w:rFonts w:ascii="NSimSun" w:hAnsi="NSimSun" w:eastAsia="NSimSun" w:cs="NSimSun"/>
+          <w:sz w:val="17"/>
+        </w:rPr>
+        <w:t xml:space="preserve">     高价值 ▲       │  【9-10月启动】           【11-12月启动】</w:t>
+      </w:r>
+    </w:p>
+    <w:p>
+      <w:pPr>
+        <w:pBdr>
+          <w:left w:val="single" w:sz="18" w:space="8" w:color="9BB4CC"/>
+        </w:pBdr>
+        <w:shd w:val="clear" w:color="auto" w:fill="F4F4F4"/>
+        <w:spacing w:before="0" w:after="0"/>
+        <w:ind w:left="160"/>
+      </w:pPr>
+      <w:r>
+        <w:rPr>
+          <w:rFonts w:ascii="NSimSun" w:hAnsi="NSimSun" w:eastAsia="NSimSun" w:cs="NSimSun"/>
+          <w:sz w:val="17"/>
+        </w:rPr>
+        <w:t xml:space="preserve">            │       │  自动供应商评分           需求预测辅助</w:t>
+      </w:r>
+    </w:p>
+    <w:p>
+      <w:pPr>
+        <w:pBdr>
+          <w:left w:val="single" w:sz="18" w:space="8" w:color="9BB4CC"/>
+        </w:pBdr>
+        <w:shd w:val="clear" w:color="auto" w:fill="F4F4F4"/>
+        <w:spacing w:before="0" w:after="0"/>
+        <w:ind w:left="160"/>
+      </w:pPr>
+      <w:r>
+        <w:rPr>
+          <w:rFonts w:ascii="NSimSun" w:hAnsi="NSimSun" w:eastAsia="NSimSun" w:cs="NSimSun"/>
+          <w:sz w:val="17"/>
+        </w:rPr>
+        <w:t xml:space="preserve">            │       │  合同条款自动提取          库存优化建议</w:t>
+      </w:r>
+    </w:p>
+    <w:p>
+      <w:pPr>
+        <w:pBdr>
+          <w:left w:val="single" w:sz="18" w:space="8" w:color="9BB4CC"/>
+        </w:pBdr>
+        <w:shd w:val="clear" w:color="auto" w:fill="F4F4F4"/>
+        <w:spacing w:before="0" w:after="0"/>
+        <w:ind w:left="160"/>
+      </w:pPr>
+      <w:r>
+        <w:rPr>
+          <w:rFonts w:ascii="NSimSun" w:hAnsi="NSimSun" w:eastAsia="NSimSun" w:cs="NSimSun"/>
+          <w:sz w:val="17"/>
+        </w:rPr>
+        <w:t xml:space="preserve">            │       │</w:t>
+      </w:r>
+    </w:p>
+    <w:p>
+      <w:pPr>
+        <w:pBdr>
+          <w:left w:val="single" w:sz="18" w:space="8" w:color="9BB4CC"/>
+        </w:pBdr>
+        <w:shd w:val="clear" w:color="auto" w:fill="F4F4F4"/>
+        <w:spacing w:before="0" w:after="0"/>
+        <w:ind w:left="160"/>
+      </w:pPr>
+      <w:r>
+        <w:rPr>
+          <w:rFonts w:ascii="NSimSun" w:hAnsi="NSimSun" w:eastAsia="NSimSun" w:cs="NSimSun"/>
+          <w:sz w:val="17"/>
+        </w:rPr>
+        <w:t xml:space="preserve">            │       │  ✅ 【7月启动】            【8-9月启动】</w:t>
+      </w:r>
+    </w:p>
+    <w:p>
+      <w:pPr>
+        <w:pBdr>
+          <w:left w:val="single" w:sz="18" w:space="8" w:color="9BB4CC"/>
+        </w:pBdr>
+        <w:shd w:val="clear" w:color="auto" w:fill="F4F4F4"/>
+        <w:spacing w:before="0" w:after="0"/>
+        <w:ind w:left="160"/>
+      </w:pPr>
+      <w:r>
+        <w:rPr>
+          <w:rFonts w:ascii="NSimSun" w:hAnsi="NSimSun" w:eastAsia="NSimSun" w:cs="NSimSun"/>
+          <w:sz w:val="17"/>
+        </w:rPr>
+        <w:t xml:space="preserve">     低价值 │       │  供应商风险初筛            采购周报自动生成</w:t>
+      </w:r>
+    </w:p>
+    <w:p>
+      <w:pPr>
+        <w:pBdr>
+          <w:left w:val="single" w:sz="18" w:space="8" w:color="9BB4CC"/>
+        </w:pBdr>
+        <w:shd w:val="clear" w:color="auto" w:fill="F4F4F4"/>
+        <w:spacing w:before="0" w:after="0"/>
+        <w:ind w:left="160"/>
+      </w:pPr>
+      <w:r>
+        <w:rPr>
+          <w:rFonts w:ascii="NSimSun" w:hAnsi="NSimSun" w:eastAsia="NSimSun" w:cs="NSimSun"/>
+          <w:sz w:val="17"/>
+        </w:rPr>
+        <w:t xml:space="preserve">            │       │  （低难度、快见效）        供应商绩效看板</w:t>
+      </w:r>
+    </w:p>
+    <w:p>
+      <w:pPr>
+        <w:pBdr>
+          <w:left w:val="single" w:sz="18" w:space="8" w:color="9BB4CC"/>
+        </w:pBdr>
+        <w:shd w:val="clear" w:color="auto" w:fill="F4F4F4"/>
+        <w:spacing w:before="0" w:after="0"/>
+        <w:ind w:left="160"/>
+      </w:pPr>
+      <w:r>
+        <w:rPr>
+          <w:rFonts w:ascii="NSimSun" w:hAnsi="NSimSun" w:eastAsia="NSimSun" w:cs="NSimSun"/>
+          <w:sz w:val="17"/>
+        </w:rPr>
+        <w:t xml:space="preserve">            │       │</w:t>
+      </w:r>
+    </w:p>
+    <w:p>
+      <w:pPr>
+        <w:pBdr>
+          <w:left w:val="single" w:sz="18" w:space="8" w:color="9BB4CC"/>
+        </w:pBdr>
+        <w:shd w:val="clear" w:color="auto" w:fill="F4F4F4"/>
+        <w:spacing w:before="0" w:after="0"/>
+        <w:ind w:left="160"/>
+      </w:pPr>
+      <w:r>
+        <w:rPr>
+          <w:rFonts w:ascii="NSimSun" w:hAnsi="NSimSun" w:eastAsia="NSimSun" w:cs="NSimSun"/>
+          <w:sz w:val="17"/>
+        </w:rPr>
+        <w:t xml:space="preserve">            └───────┴──────────────────────────►</w:t>
+      </w:r>
+    </w:p>
+    <w:p>
+      <w:pPr>
+        <w:pBdr>
+          <w:left w:val="single" w:sz="18" w:space="8" w:color="9BB4CC"/>
+        </w:pBdr>
+        <w:shd w:val="clear" w:color="auto" w:fill="F4F4F4"/>
+        <w:spacing w:before="0" w:after="40"/>
+        <w:ind w:left="160"/>
+      </w:pPr>
+      <w:r>
+        <w:rPr>
+          <w:rFonts w:ascii="NSimSun" w:hAnsi="NSimSun" w:eastAsia="NSimSun" w:cs="NSimSun"/>
+          <w:sz w:val="17"/>
+        </w:rPr>
+        <w:t xml:space="preserve">                    低难度                 高难度</w:t>
       </w:r>
     </w:p>
     <w:p>
@@ -2416,7 +2567,7 @@
                 <w:b w:val="0"/>
                 <w:sz w:val="18"/>
               </w:rPr>
-              <w:t>SC3 供应商绩效看板</w:t>
+              <w:t>SC3 供应商绩效看板（在途跟踪）</w:t>
             </w:r>
           </w:p>
         </w:tc>
@@ -2440,7 +2591,7 @@
                 <w:b w:val="0"/>
                 <w:sz w:val="18"/>
               </w:rPr>
-              <w:t>待开发</w:t>
+              <w:t>✅ 已合 master（PR#6，收割）</w:t>
             </w:r>
           </w:p>
         </w:tc>
@@ -2488,7 +2639,7 @@
                 <w:b w:val="0"/>
                 <w:sz w:val="18"/>
               </w:rPr>
-              <w:t>9月开发上线</w:t>
+              <w:t>提前至 9月（收割 supplychain）</w:t>
             </w:r>
           </w:p>
         </w:tc>
@@ -2616,7 +2767,7 @@
                 <w:b w:val="0"/>
                 <w:sz w:val="18"/>
               </w:rPr>
-              <w:t>SC5 供应商自动评分</w:t>
+              <w:t>SC5 供应商自动评分/遴选</w:t>
             </w:r>
           </w:p>
         </w:tc>
@@ -2640,7 +2791,7 @@
                 <w:b w:val="0"/>
                 <w:sz w:val="18"/>
               </w:rPr>
-              <w:t>待开发</w:t>
+              <w:t>✅ 已合 master（PR#7，收割）</w:t>
             </w:r>
           </w:p>
         </w:tc>
@@ -2688,7 +2839,7 @@
                 <w:b w:val="0"/>
                 <w:sz w:val="18"/>
               </w:rPr>
-              <w:t>11月开发</w:t>
+              <w:t>提前至 9月（收割 supplychain）</w:t>
             </w:r>
           </w:p>
         </w:tc>
@@ -2940,7 +3091,7 @@
                 <w:b w:val="0"/>
                 <w:sz w:val="18"/>
               </w:rPr>
-              <w:t>待开发</w:t>
+              <w:t>✅ 收割式 MVP 已合（mock 端到端）；真实切换待 6/12</w:t>
             </w:r>
           </w:p>
         </w:tc>
@@ -2990,7 +3141,7 @@
                 <w:b/>
                 <w:sz w:val="18"/>
               </w:rPr>
-              <w:t>2027年2月</w:t>
+              <w:t>提前至 2026年7-8月 收割式 MVP</w:t>
             </w:r>
             <w:r>
               <w:rPr>
@@ -2998,7 +3149,7 @@
                 <w:b w:val="0"/>
                 <w:sz w:val="18"/>
               </w:rPr>
-              <w:t>（SC6运行2月+SC7运行1月后启动）</w:t>
+              <w:t>（复用 supplychain，不依赖 SC6/SC7）；2027-02 为深化/客户全量通报</w:t>
             </w:r>
           </w:p>
         </w:tc>
@@ -4812,6 +4963,40 @@
         <w:t>质量部启动</w:t>
       </w:r>
     </w:p>
+    <w:p>
+      <w:pPr>
+        <w:pBdr>
+          <w:left w:val="single" w:sz="18" w:space="8" w:color="1F4E79"/>
+        </w:pBdr>
+        <w:shd w:val="clear" w:color="auto" w:fill="EAF1FB"/>
+        <w:spacing w:before="80" w:after="160"/>
+        <w:ind w:left="160"/>
+      </w:pPr>
+      <w:r>
+        <w:rPr>
+          <w:rFonts w:ascii="Microsoft YaHei" w:hAnsi="Microsoft YaHei" w:eastAsia="Microsoft YaHei" w:cs="Microsoft YaHei"/>
+          <w:b w:val="0"/>
+          <w:sz w:val="20"/>
+        </w:rPr>
+        <w:t xml:space="preserve">质量序列已于 2026-06-11 修订（Paul 批准）：旗舰 </w:t>
+      </w:r>
+      <w:r>
+        <w:rPr>
+          <w:rFonts w:ascii="Microsoft YaHei" w:hAnsi="Microsoft YaHei" w:eastAsia="Microsoft YaHei" w:cs="Microsoft YaHei"/>
+          <w:b/>
+          <w:sz w:val="20"/>
+        </w:rPr>
+        <w:t>8D①（10月入轨）+ 立项门禁②（11月）</w:t>
+      </w:r>
+      <w:r>
+        <w:rPr>
+          <w:rFonts w:ascii="Microsoft YaHei" w:hAnsi="Microsoft YaHei" w:eastAsia="Microsoft YaHei" w:cs="Microsoft YaHei"/>
+          <w:b w:val="0"/>
+          <w:sz w:val="20"/>
+        </w:rPr>
+        <w:t xml:space="preserve"> 前置；客诉分流→2027-01、IATF/体系→02、PPAP→04、FMEA→05、新增 IQC→05/SPC→06。详见《质量域AI数字员工路线图》。</w:t>
+      </w:r>
+    </w:p>
     <w:tbl>
       <w:tblPr>
         <w:tblW w:type="auto" w:w="0"/>
@@ -4953,10 +5138,10 @@
             <w:r>
               <w:rPr>
                 <w:rFonts w:ascii="Microsoft YaHei" w:hAnsi="Microsoft YaHei" w:eastAsia="Microsoft YaHei" w:cs="Microsoft YaHei"/>
-                <w:b w:val="0"/>
+                <w:b/>
                 <w:sz w:val="18"/>
               </w:rPr>
-              <w:t>Q1 客诉智能分类分流</w:t>
+              <w:t>8D 不良分析与根因（旗舰①）</w:t>
             </w:r>
           </w:p>
         </w:tc>
@@ -4980,7 +5165,7 @@
                 <w:b/>
                 <w:sz w:val="18"/>
               </w:rPr>
-              <w:t>10月立项</w:t>
+              <w:t>2026-10 入轨</w:t>
             </w:r>
           </w:p>
         </w:tc>
@@ -5028,7 +5213,215 @@
                 <w:b w:val="0"/>
                 <w:sz w:val="18"/>
               </w:rPr>
-              <w:t>客诉分拣从 2 小时/条缩短至 10 分钟</w:t>
+              <w:t>8D 输出 2天→4小时，根因准确率↑</w:t>
+            </w:r>
+          </w:p>
+        </w:tc>
+      </w:tr>
+      <w:tr>
+        <w:tc>
+          <w:tcPr>
+            <w:tcW w:type="dxa" w:w="2340"/>
+            <w:tcBorders>
+              <w:top w:val="single" w:sz="4" w:space="0" w:color="BBBBBB"/>
+              <w:left w:val="single" w:sz="4" w:space="0" w:color="BBBBBB"/>
+              <w:bottom w:val="single" w:sz="4" w:space="0" w:color="BBBBBB"/>
+              <w:right w:val="single" w:sz="4" w:space="0" w:color="BBBBBB"/>
+            </w:tcBorders>
+            <w:shd w:val="clear" w:color="auto" w:fill="F2F6FB"/>
+          </w:tcPr>
+          <w:p>
+            <w:pPr>
+              <w:spacing w:before="0" w:after="0" w:line="240" w:lineRule="auto"/>
+            </w:pPr>
+            <w:r>
+              <w:rPr>
+                <w:rFonts w:ascii="Microsoft YaHei" w:hAnsi="Microsoft YaHei" w:eastAsia="Microsoft YaHei" w:cs="Microsoft YaHei"/>
+                <w:b/>
+                <w:sz w:val="18"/>
+              </w:rPr>
+              <w:t>项目立项审核门禁（旗舰②）</w:t>
+            </w:r>
+          </w:p>
+        </w:tc>
+        <w:tc>
+          <w:tcPr>
+            <w:tcW w:type="dxa" w:w="2340"/>
+            <w:tcBorders>
+              <w:top w:val="single" w:sz="4" w:space="0" w:color="BBBBBB"/>
+              <w:left w:val="single" w:sz="4" w:space="0" w:color="BBBBBB"/>
+              <w:bottom w:val="single" w:sz="4" w:space="0" w:color="BBBBBB"/>
+              <w:right w:val="single" w:sz="4" w:space="0" w:color="BBBBBB"/>
+            </w:tcBorders>
+            <w:shd w:val="clear" w:color="auto" w:fill="F2F6FB"/>
+          </w:tcPr>
+          <w:p>
+            <w:pPr>
+              <w:spacing w:before="0" w:after="0" w:line="240" w:lineRule="auto"/>
+            </w:pPr>
+            <w:r>
+              <w:rPr>
+                <w:rFonts w:ascii="Microsoft YaHei" w:hAnsi="Microsoft YaHei" w:eastAsia="Microsoft YaHei" w:cs="Microsoft YaHei"/>
+                <w:b/>
+                <w:sz w:val="18"/>
+              </w:rPr>
+              <w:t>2026-11</w:t>
+            </w:r>
+            <w:r>
+              <w:rPr>
+                <w:rFonts w:ascii="Microsoft YaHei" w:hAnsi="Microsoft YaHei" w:eastAsia="Microsoft YaHei" w:cs="Microsoft YaHei"/>
+                <w:b w:val="0"/>
+                <w:sz w:val="18"/>
+              </w:rPr>
+              <w:t>（试点至12月）</w:t>
+            </w:r>
+          </w:p>
+        </w:tc>
+        <w:tc>
+          <w:tcPr>
+            <w:tcW w:type="dxa" w:w="2340"/>
+            <w:tcBorders>
+              <w:top w:val="single" w:sz="4" w:space="0" w:color="BBBBBB"/>
+              <w:left w:val="single" w:sz="4" w:space="0" w:color="BBBBBB"/>
+              <w:bottom w:val="single" w:sz="4" w:space="0" w:color="BBBBBB"/>
+              <w:right w:val="single" w:sz="4" w:space="0" w:color="BBBBBB"/>
+            </w:tcBorders>
+            <w:shd w:val="clear" w:color="auto" w:fill="F2F6FB"/>
+          </w:tcPr>
+          <w:p>
+            <w:pPr>
+              <w:spacing w:before="0" w:after="0" w:line="240" w:lineRule="auto"/>
+            </w:pPr>
+            <w:r>
+              <w:rPr>
+                <w:rFonts w:ascii="Microsoft YaHei" w:hAnsi="Microsoft YaHei" w:eastAsia="Microsoft YaHei" w:cs="Microsoft YaHei"/>
+                <w:b w:val="0"/>
+                <w:sz w:val="18"/>
+              </w:rPr>
+              <w:t>L2</w:t>
+            </w:r>
+          </w:p>
+        </w:tc>
+        <w:tc>
+          <w:tcPr>
+            <w:tcW w:type="dxa" w:w="2340"/>
+            <w:tcBorders>
+              <w:top w:val="single" w:sz="4" w:space="0" w:color="BBBBBB"/>
+              <w:left w:val="single" w:sz="4" w:space="0" w:color="BBBBBB"/>
+              <w:bottom w:val="single" w:sz="4" w:space="0" w:color="BBBBBB"/>
+              <w:right w:val="single" w:sz="4" w:space="0" w:color="BBBBBB"/>
+            </w:tcBorders>
+            <w:shd w:val="clear" w:color="auto" w:fill="F2F6FB"/>
+          </w:tcPr>
+          <w:p>
+            <w:pPr>
+              <w:spacing w:before="0" w:after="0" w:line="240" w:lineRule="auto"/>
+            </w:pPr>
+            <w:r>
+              <w:rPr>
+                <w:rFonts w:ascii="Microsoft YaHei" w:hAnsi="Microsoft YaHei" w:eastAsia="Microsoft YaHei" w:cs="Microsoft YaHei"/>
+                <w:b w:val="0"/>
+                <w:sz w:val="18"/>
+              </w:rPr>
+              <w:t>立项返工 2-3轮→≤1轮</w:t>
+            </w:r>
+          </w:p>
+        </w:tc>
+      </w:tr>
+      <w:tr>
+        <w:tc>
+          <w:tcPr>
+            <w:tcW w:type="dxa" w:w="2340"/>
+            <w:tcBorders>
+              <w:top w:val="single" w:sz="4" w:space="0" w:color="BBBBBB"/>
+              <w:left w:val="single" w:sz="4" w:space="0" w:color="BBBBBB"/>
+              <w:bottom w:val="single" w:sz="4" w:space="0" w:color="BBBBBB"/>
+              <w:right w:val="single" w:sz="4" w:space="0" w:color="BBBBBB"/>
+            </w:tcBorders>
+          </w:tcPr>
+          <w:p>
+            <w:pPr>
+              <w:spacing w:before="0" w:after="0" w:line="240" w:lineRule="auto"/>
+            </w:pPr>
+            <w:r>
+              <w:rPr>
+                <w:rFonts w:ascii="Microsoft YaHei" w:hAnsi="Microsoft YaHei" w:eastAsia="Microsoft YaHei" w:cs="Microsoft YaHei"/>
+                <w:b w:val="0"/>
+                <w:sz w:val="18"/>
+              </w:rPr>
+              <w:t>客诉智能分类分流</w:t>
+            </w:r>
+          </w:p>
+        </w:tc>
+        <w:tc>
+          <w:tcPr>
+            <w:tcW w:type="dxa" w:w="2340"/>
+            <w:tcBorders>
+              <w:top w:val="single" w:sz="4" w:space="0" w:color="BBBBBB"/>
+              <w:left w:val="single" w:sz="4" w:space="0" w:color="BBBBBB"/>
+              <w:bottom w:val="single" w:sz="4" w:space="0" w:color="BBBBBB"/>
+              <w:right w:val="single" w:sz="4" w:space="0" w:color="BBBBBB"/>
+            </w:tcBorders>
+          </w:tcPr>
+          <w:p>
+            <w:pPr>
+              <w:spacing w:before="0" w:after="0" w:line="240" w:lineRule="auto"/>
+            </w:pPr>
+            <w:r>
+              <w:rPr>
+                <w:rFonts w:ascii="Microsoft YaHei" w:hAnsi="Microsoft YaHei" w:eastAsia="Microsoft YaHei" w:cs="Microsoft YaHei"/>
+                <w:b w:val="0"/>
+                <w:sz w:val="18"/>
+              </w:rPr>
+              <w:t>2027-01</w:t>
+            </w:r>
+          </w:p>
+        </w:tc>
+        <w:tc>
+          <w:tcPr>
+            <w:tcW w:type="dxa" w:w="2340"/>
+            <w:tcBorders>
+              <w:top w:val="single" w:sz="4" w:space="0" w:color="BBBBBB"/>
+              <w:left w:val="single" w:sz="4" w:space="0" w:color="BBBBBB"/>
+              <w:bottom w:val="single" w:sz="4" w:space="0" w:color="BBBBBB"/>
+              <w:right w:val="single" w:sz="4" w:space="0" w:color="BBBBBB"/>
+            </w:tcBorders>
+          </w:tcPr>
+          <w:p>
+            <w:pPr>
+              <w:spacing w:before="0" w:after="0" w:line="240" w:lineRule="auto"/>
+            </w:pPr>
+            <w:r>
+              <w:rPr>
+                <w:rFonts w:ascii="Microsoft YaHei" w:hAnsi="Microsoft YaHei" w:eastAsia="Microsoft YaHei" w:cs="Microsoft YaHei"/>
+                <w:b w:val="0"/>
+                <w:sz w:val="18"/>
+              </w:rPr>
+              <w:t>L2</w:t>
+            </w:r>
+          </w:p>
+        </w:tc>
+        <w:tc>
+          <w:tcPr>
+            <w:tcW w:type="dxa" w:w="2340"/>
+            <w:tcBorders>
+              <w:top w:val="single" w:sz="4" w:space="0" w:color="BBBBBB"/>
+              <w:left w:val="single" w:sz="4" w:space="0" w:color="BBBBBB"/>
+              <w:bottom w:val="single" w:sz="4" w:space="0" w:color="BBBBBB"/>
+              <w:right w:val="single" w:sz="4" w:space="0" w:color="BBBBBB"/>
+            </w:tcBorders>
+          </w:tcPr>
+          <w:p>
+            <w:pPr>
+              <w:spacing w:before="0" w:after="0" w:line="240" w:lineRule="auto"/>
+            </w:pPr>
+            <w:r>
+              <w:rPr>
+                <w:rFonts w:ascii="Microsoft YaHei" w:hAnsi="Microsoft YaHei" w:eastAsia="Microsoft YaHei" w:cs="Microsoft YaHei"/>
+                <w:b w:val="0"/>
+                <w:sz w:val="18"/>
+              </w:rPr>
+              <w:t>客诉分拣 2小时/条→10分钟</w:t>
             </w:r>
           </w:p>
         </w:tc>
@@ -5055,32 +5448,7 @@
                 <w:b w:val="0"/>
                 <w:sz w:val="18"/>
               </w:rPr>
-              <w:t>Q2 8D 报告智能起草（准备中）</w:t>
-            </w:r>
-          </w:p>
-        </w:tc>
-        <w:tc>
-          <w:tcPr>
-            <w:tcW w:type="dxa" w:w="2340"/>
-            <w:tcBorders>
-              <w:top w:val="single" w:sz="4" w:space="0" w:color="BBBBBB"/>
-              <w:left w:val="single" w:sz="4" w:space="0" w:color="BBBBBB"/>
-              <w:bottom w:val="single" w:sz="4" w:space="0" w:color="BBBBBB"/>
-              <w:right w:val="single" w:sz="4" w:space="0" w:color="BBBBBB"/>
-            </w:tcBorders>
-            <w:shd w:val="clear" w:color="auto" w:fill="F2F6FB"/>
-          </w:tcPr>
-          <w:p>
-            <w:pPr>
-              <w:spacing w:before="0" w:after="0" w:line="240" w:lineRule="auto"/>
-            </w:pPr>
-            <w:r>
-              <w:rPr>
-                <w:rFonts w:ascii="Microsoft YaHei" w:hAnsi="Microsoft YaHei" w:eastAsia="Microsoft YaHei" w:cs="Microsoft YaHei"/>
-                <w:b/>
-                <w:sz w:val="18"/>
-              </w:rPr>
-              <w:t>11月启动</w:t>
+              <w:t>IATF/体系文档助手</w:t>
             </w:r>
           </w:p>
         </w:tc>
@@ -5105,7 +5473,7 @@
                 <w:b w:val="0"/>
                 <w:sz w:val="18"/>
               </w:rPr>
-              <w:t>—</w:t>
+              <w:t>2027-02</w:t>
             </w:r>
           </w:p>
         </w:tc>
@@ -5130,7 +5498,130 @@
                 <w:b w:val="0"/>
                 <w:sz w:val="18"/>
               </w:rPr>
-              <w:t>—</w:t>
+              <w:t>L2</w:t>
+            </w:r>
+          </w:p>
+        </w:tc>
+        <w:tc>
+          <w:tcPr>
+            <w:tcW w:type="dxa" w:w="2340"/>
+            <w:tcBorders>
+              <w:top w:val="single" w:sz="4" w:space="0" w:color="BBBBBB"/>
+              <w:left w:val="single" w:sz="4" w:space="0" w:color="BBBBBB"/>
+              <w:bottom w:val="single" w:sz="4" w:space="0" w:color="BBBBBB"/>
+              <w:right w:val="single" w:sz="4" w:space="0" w:color="BBBBBB"/>
+            </w:tcBorders>
+            <w:shd w:val="clear" w:color="auto" w:fill="F2F6FB"/>
+          </w:tcPr>
+          <w:p>
+            <w:pPr>
+              <w:spacing w:before="0" w:after="0" w:line="240" w:lineRule="auto"/>
+            </w:pPr>
+            <w:r>
+              <w:rPr>
+                <w:rFonts w:ascii="Microsoft YaHei" w:hAnsi="Microsoft YaHei" w:eastAsia="Microsoft YaHei" w:cs="Microsoft YaHei"/>
+                <w:b w:val="0"/>
+                <w:sz w:val="18"/>
+              </w:rPr>
+              <w:t>审核准备 2周→3天</w:t>
+            </w:r>
+          </w:p>
+        </w:tc>
+      </w:tr>
+      <w:tr>
+        <w:tc>
+          <w:tcPr>
+            <w:tcW w:type="dxa" w:w="2340"/>
+            <w:tcBorders>
+              <w:top w:val="single" w:sz="4" w:space="0" w:color="BBBBBB"/>
+              <w:left w:val="single" w:sz="4" w:space="0" w:color="BBBBBB"/>
+              <w:bottom w:val="single" w:sz="4" w:space="0" w:color="BBBBBB"/>
+              <w:right w:val="single" w:sz="4" w:space="0" w:color="BBBBBB"/>
+            </w:tcBorders>
+          </w:tcPr>
+          <w:p>
+            <w:pPr>
+              <w:spacing w:before="0" w:after="0" w:line="240" w:lineRule="auto"/>
+            </w:pPr>
+            <w:r>
+              <w:rPr>
+                <w:rFonts w:ascii="Microsoft YaHei" w:hAnsi="Microsoft YaHei" w:eastAsia="Microsoft YaHei" w:cs="Microsoft YaHei"/>
+                <w:b w:val="0"/>
+                <w:sz w:val="18"/>
+              </w:rPr>
+              <w:t>PPAP 审核 / FMEA 维护 / IQC（新）/ SPC（新）</w:t>
+            </w:r>
+          </w:p>
+        </w:tc>
+        <w:tc>
+          <w:tcPr>
+            <w:tcW w:type="dxa" w:w="2340"/>
+            <w:tcBorders>
+              <w:top w:val="single" w:sz="4" w:space="0" w:color="BBBBBB"/>
+              <w:left w:val="single" w:sz="4" w:space="0" w:color="BBBBBB"/>
+              <w:bottom w:val="single" w:sz="4" w:space="0" w:color="BBBBBB"/>
+              <w:right w:val="single" w:sz="4" w:space="0" w:color="BBBBBB"/>
+            </w:tcBorders>
+          </w:tcPr>
+          <w:p>
+            <w:pPr>
+              <w:spacing w:before="0" w:after="0" w:line="240" w:lineRule="auto"/>
+            </w:pPr>
+            <w:r>
+              <w:rPr>
+                <w:rFonts w:ascii="Microsoft YaHei" w:hAnsi="Microsoft YaHei" w:eastAsia="Microsoft YaHei" w:cs="Microsoft YaHei"/>
+                <w:b w:val="0"/>
+                <w:sz w:val="18"/>
+              </w:rPr>
+              <w:t>2027-04~06</w:t>
+            </w:r>
+          </w:p>
+        </w:tc>
+        <w:tc>
+          <w:tcPr>
+            <w:tcW w:type="dxa" w:w="2340"/>
+            <w:tcBorders>
+              <w:top w:val="single" w:sz="4" w:space="0" w:color="BBBBBB"/>
+              <w:left w:val="single" w:sz="4" w:space="0" w:color="BBBBBB"/>
+              <w:bottom w:val="single" w:sz="4" w:space="0" w:color="BBBBBB"/>
+              <w:right w:val="single" w:sz="4" w:space="0" w:color="BBBBBB"/>
+            </w:tcBorders>
+          </w:tcPr>
+          <w:p>
+            <w:pPr>
+              <w:spacing w:before="0" w:after="0" w:line="240" w:lineRule="auto"/>
+            </w:pPr>
+            <w:r>
+              <w:rPr>
+                <w:rFonts w:ascii="Microsoft YaHei" w:hAnsi="Microsoft YaHei" w:eastAsia="Microsoft YaHei" w:cs="Microsoft YaHei"/>
+                <w:b w:val="0"/>
+                <w:sz w:val="18"/>
+              </w:rPr>
+              <w:t>L2/L1</w:t>
+            </w:r>
+          </w:p>
+        </w:tc>
+        <w:tc>
+          <w:tcPr>
+            <w:tcW w:type="dxa" w:w="2340"/>
+            <w:tcBorders>
+              <w:top w:val="single" w:sz="4" w:space="0" w:color="BBBBBB"/>
+              <w:left w:val="single" w:sz="4" w:space="0" w:color="BBBBBB"/>
+              <w:bottom w:val="single" w:sz="4" w:space="0" w:color="BBBBBB"/>
+              <w:right w:val="single" w:sz="4" w:space="0" w:color="BBBBBB"/>
+            </w:tcBorders>
+          </w:tcPr>
+          <w:p>
+            <w:pPr>
+              <w:spacing w:before="0" w:after="0" w:line="240" w:lineRule="auto"/>
+            </w:pPr>
+            <w:r>
+              <w:rPr>
+                <w:rFonts w:ascii="Microsoft YaHei" w:hAnsi="Microsoft YaHei" w:eastAsia="Microsoft YaHei" w:cs="Microsoft YaHei"/>
+                <w:b w:val="0"/>
+                <w:sz w:val="18"/>
+              </w:rPr>
+              <w:t>见路线图（依赖 OEM 隔离层 / MES-LAN，后置）</w:t>
             </w:r>
           </w:p>
         </w:tc>
@@ -5187,7 +5678,23 @@
           <w:b w:val="0"/>
           <w:sz w:val="21"/>
         </w:rPr>
-        <w:t>[ ] Q1 立项：整理客诉数据库和缺陷知识图谱（目标 ≥ 500 条历史客诉记录）</w:t>
+        <w:t>[ ] 旗舰前置数据：整理</w:t>
+      </w:r>
+      <w:r>
+        <w:rPr>
+          <w:rFonts w:ascii="Microsoft YaHei" w:hAnsi="Microsoft YaHei" w:eastAsia="Microsoft YaHei" w:cs="Microsoft YaHei"/>
+          <w:b/>
+          <w:sz w:val="21"/>
+        </w:rPr>
+        <w:t>历史 8D 报告库 + 立项模板/历史评审记录</w:t>
+      </w:r>
+      <w:r>
+        <w:rPr>
+          <w:rFonts w:ascii="Microsoft YaHei" w:hAnsi="Microsoft YaHei" w:eastAsia="Microsoft YaHei" w:cs="Microsoft YaHei"/>
+          <w:b w:val="0"/>
+          <w:sz w:val="21"/>
+        </w:rPr>
+        <w:t>（脱敏），8D 知识库目标先期小批高质量样本</w:t>
       </w:r>
     </w:p>
     <w:p>
@@ -5201,7 +5708,21 @@
           <w:b w:val="0"/>
           <w:sz w:val="21"/>
         </w:rPr>
-        <w:t>[ ] ⚠️ Q1 前置数据评估：确认历史客诉记录是否已结构化，若存在邮件/PDF 则需 4-6 周清洗整理，与 AI 开发并行</w:t>
+        <w:t>[ ] ⚠️ 数据评估：历史 8D / 客诉若存在邮件/PDF 则需 4-6 周清洗整理，与 AI 开发并行</w:t>
+      </w:r>
+    </w:p>
+    <w:p>
+      <w:pPr>
+        <w:pStyle w:val="ListBullet"/>
+        <w:spacing w:after="60"/>
+      </w:pPr>
+      <w:r>
+        <w:rPr>
+          <w:rFonts w:ascii="Microsoft YaHei" w:hAnsi="Microsoft YaHei" w:eastAsia="Microsoft YaHei" w:cs="Microsoft YaHei"/>
+          <w:b w:val="0"/>
+          <w:sz w:val="21"/>
+        </w:rPr>
+        <w:t>[ ] 立项门禁前置共识：PMO 固化立项红线为机器可核清单 + 财务界定"可机器核规则"边界</w:t>
       </w:r>
     </w:p>
     <w:p>
@@ -5597,7 +6118,7 @@
                 <w:b w:val="0"/>
                 <w:sz w:val="18"/>
               </w:rPr>
-              <w:t>O2 物料齐套预警（10月开发）</w:t>
+              <w:t>O2 物料齐套 + O1 排程优化（已收割提前至 9月上线）</w:t>
             </w:r>
             <w:r>
               <w:br/>
@@ -5608,7 +6129,7 @@
                 <w:b w:val="0"/>
                 <w:sz w:val="18"/>
               </w:rPr>
-              <w:t>O1 排程优化（11月开发）</w:t>
+              <w:t>O3 物流追踪（12月）</w:t>
             </w:r>
             <w:r>
               <w:br/>
@@ -5619,18 +6140,7 @@
                 <w:b w:val="0"/>
                 <w:sz w:val="18"/>
               </w:rPr>
-              <w:t>O3 物流追踪（12月开发）</w:t>
-            </w:r>
-            <w:r>
-              <w:br/>
-            </w:r>
-            <w:r>
-              <w:rPr>
-                <w:rFonts w:ascii="Microsoft YaHei" w:hAnsi="Microsoft YaHei" w:eastAsia="Microsoft YaHei" w:cs="Microsoft YaHei"/>
-                <w:b w:val="0"/>
-                <w:sz w:val="18"/>
-              </w:rPr>
-              <w:t>O4 预测维护（12月开发）</w:t>
+              <w:t>O4 预测维护（2027-01）</w:t>
             </w:r>
           </w:p>
         </w:tc>
@@ -5655,7 +6165,7 @@
                 <w:b w:val="0"/>
                 <w:sz w:val="18"/>
               </w:rPr>
-              <w:t>开发中</w:t>
+              <w:t>O2/O1 已合 master</w:t>
             </w:r>
           </w:p>
         </w:tc>
@@ -5935,7 +6445,7 @@
                 <w:b w:val="0"/>
                 <w:sz w:val="18"/>
               </w:rPr>
-              <w:t>SC5 供应商自动评分开发上线</w:t>
+              <w:t>（SC5/SC3 已收割提前至 9月上线）转深化运行</w:t>
             </w:r>
           </w:p>
         </w:tc>
@@ -5959,7 +6469,7 @@
                 <w:b w:val="0"/>
                 <w:sz w:val="18"/>
               </w:rPr>
-              <w:t>SC5（11月）</w:t>
+              <w:t>—</w:t>
             </w:r>
           </w:p>
         </w:tc>
@@ -6162,7 +6672,7 @@
                 <w:b w:val="0"/>
                 <w:sz w:val="18"/>
               </w:rPr>
-              <w:t>O1 排程优化开发</w:t>
+              <w:t>（O1/O2 已收割提前至 9月上线）转深化运行</w:t>
             </w:r>
           </w:p>
         </w:tc>
@@ -6187,7 +6697,7 @@
                 <w:b w:val="0"/>
                 <w:sz w:val="18"/>
               </w:rPr>
-              <w:t>O1（11月）</w:t>
+              <w:t>—</w:t>
             </w:r>
           </w:p>
         </w:tc>
@@ -6321,10 +6831,18 @@
             <w:r>
               <w:rPr>
                 <w:rFonts w:ascii="Microsoft YaHei" w:hAnsi="Microsoft YaHei" w:eastAsia="Microsoft YaHei" w:cs="Microsoft YaHei"/>
+                <w:b/>
+                <w:sz w:val="18"/>
+              </w:rPr>
+              <w:t>立项门禁② 启动</w:t>
+            </w:r>
+            <w:r>
+              <w:rPr>
+                <w:rFonts w:ascii="Microsoft YaHei" w:hAnsi="Microsoft YaHei" w:eastAsia="Microsoft YaHei" w:cs="Microsoft YaHei"/>
                 <w:b w:val="0"/>
                 <w:sz w:val="18"/>
               </w:rPr>
-              <w:t>Q2 8D 报告起草上线</w:t>
+              <w:t>（8D① 10月已入轨）</w:t>
             </w:r>
           </w:p>
         </w:tc>
@@ -6349,7 +6867,7 @@
                 <w:b w:val="0"/>
                 <w:sz w:val="18"/>
               </w:rPr>
-              <w:t>Q2（11月）</w:t>
+              <w:t>立项门禁（11月）</w:t>
             </w:r>
           </w:p>
         </w:tc>
@@ -6375,7 +6893,23 @@
           <w:b w:val="0"/>
           <w:sz w:val="20"/>
         </w:rPr>
-        <w:t>12月场景：SC6 芯片预警、O3 物流追踪、R3 代码审查、Q3 FMEA、S4 技术文档。</w:t>
+        <w:t>12月场景：SC6 芯片预警、O3 物流追踪、R3 代码审查、</w:t>
+      </w:r>
+      <w:r>
+        <w:rPr>
+          <w:rFonts w:ascii="Microsoft YaHei" w:hAnsi="Microsoft YaHei" w:eastAsia="Microsoft YaHei" w:cs="Microsoft YaHei"/>
+          <w:b/>
+          <w:sz w:val="20"/>
+        </w:rPr>
+        <w:t>质量立项门禁试点</w:t>
+      </w:r>
+      <w:r>
+        <w:rPr>
+          <w:rFonts w:ascii="Microsoft YaHei" w:hAnsi="Microsoft YaHei" w:eastAsia="Microsoft YaHei" w:cs="Microsoft YaHei"/>
+          <w:b w:val="0"/>
+          <w:sz w:val="20"/>
+        </w:rPr>
+        <w:t>（FMEA 已后置至 2027-05）、S4 技术文档。</w:t>
       </w:r>
       <w:r>
         <w:br/>
@@ -6386,7 +6920,7 @@
           <w:b w:val="0"/>
           <w:sz w:val="20"/>
         </w:rPr>
-        <w:t>2027年1月：SC7 库存优化、跨部门 Agent 协同设计启动。</w:t>
+        <w:t>2027年1月：SC7 库存优化、质量客诉分流上线、跨部门 Agent 协同设计启动。</w:t>
       </w:r>
       <w:r>
         <w:br/>
@@ -6397,7 +6931,23 @@
           <w:b w:val="0"/>
           <w:sz w:val="20"/>
         </w:rPr>
-        <w:t>2027年2月：SC8 交期承诺（此时 SC6 运行2个月、SC7 运行1个月，数据可靠）。</w:t>
+        <w:t xml:space="preserve">2027年2月：SC8 </w:t>
+      </w:r>
+      <w:r>
+        <w:rPr>
+          <w:rFonts w:ascii="Microsoft YaHei" w:hAnsi="Microsoft YaHei" w:eastAsia="Microsoft YaHei" w:cs="Microsoft YaHei"/>
+          <w:b/>
+          <w:sz w:val="20"/>
+        </w:rPr>
+        <w:t>深化/客户全量通报</w:t>
+      </w:r>
+      <w:r>
+        <w:rPr>
+          <w:rFonts w:ascii="Microsoft YaHei" w:hAnsi="Microsoft YaHei" w:eastAsia="Microsoft YaHei" w:cs="Microsoft YaHei"/>
+          <w:b w:val="0"/>
+          <w:sz w:val="20"/>
+        </w:rPr>
+        <w:t>（收割式 MVP 已于 2026-07/08 上线）；质量 IATF/体系文档助手。</w:t>
       </w:r>
     </w:p>
     <w:p>
@@ -9085,7 +9635,23 @@
           <w:b w:val="0"/>
           <w:sz w:val="20"/>
         </w:rPr>
-        <w:t>：1人服务6部门20+场景在工程上不可行。2人最低保障采购部先行阶段，10月六部门全面铺开前必须有第3人。</w:t>
+        <w:t>：1人服务6部门20+场景在工程上不可行。2号 7月底到位保障采购先行；</w:t>
+      </w:r>
+      <w:r>
+        <w:rPr>
+          <w:rFonts w:ascii="Microsoft YaHei" w:hAnsi="Microsoft YaHei" w:eastAsia="Microsoft YaHei" w:cs="Microsoft YaHei"/>
+          <w:b/>
+          <w:sz w:val="20"/>
+        </w:rPr>
+        <w:t>第3人（运维/接口方向）2026年9月启动招聘、目标 Q4（11-12月）到位</w:t>
+      </w:r>
+      <w:r>
+        <w:rPr>
+          <w:rFonts w:ascii="Microsoft YaHei" w:hAnsi="Microsoft YaHei" w:eastAsia="Microsoft YaHei" w:cs="Microsoft YaHei"/>
+          <w:b w:val="0"/>
+          <w:sz w:val="20"/>
+        </w:rPr>
+        <w:t>，护航10月六部门入轨与质量旗舰运维，触发式作微调阀、不晚于2027 Q1（口径见《AIOps第2名-Onboarding与团队结构》，两文档已统一）。</w:t>
       </w:r>
     </w:p>
     <w:p>
@@ -10274,10 +10840,10 @@
       <w:r>
         <w:rPr>
           <w:rFonts w:ascii="Microsoft YaHei" w:hAnsi="Microsoft YaHei" w:eastAsia="Microsoft YaHei" w:cs="Microsoft YaHei"/>
-          <w:b/>
+          <w:b w:val="0"/>
           <w:sz w:val="20"/>
         </w:rPr>
-        <w:t>7-8月 采购部试点（建信心），9-10月 六部门并行启动（建体系），11-12月 六部门全面试点与半年总结（建规模）。你的任务是：选对人、定好方向、在关键节点出现、让每个部门负责人觉得这是"他们自己的项目"——而不是总部强推的指令。</w:t>
+        <w:t>**7-8月 采购部试点（建信心），9-10月 六部门并行启动（建体系），11-12月 六部</w:t>
       </w:r>
     </w:p>
     <w:sectPr>
@@ -10382,7 +10948,7 @@
         <w:color w:val="999999"/>
         <w:sz w:val="16"/>
       </w:rPr>
-      <w:t>AI 转型试点路线图 — 从采购部启动</w:t>
+      <w:t>从采购部启动 — 采购部 AI 试点</w:t>
     </w:r>
   </w:p>
 </w:hdr>
